--- a/row-col view.docx
+++ b/row-col view.docx
@@ -3,8 +3,6 @@
 <w:document xmlns:wpc="http://schemas.microsoft.com/office/word/2010/wordprocessingCanvas" xmlns:mc="http://schemas.openxmlformats.org/markup-compatibility/2006" xmlns:o="urn:schemas-microsoft-com:office:office" xmlns:r="http://schemas.openxmlformats.org/officeDocument/2006/relationships" xmlns:m="http://schemas.openxmlformats.org/officeDocument/2006/math" xmlns:v="urn:schemas-microsoft-com:vml" xmlns:wp14="http://schemas.microsoft.com/office/word/2010/wordprocessingDrawing" xmlns:wp="http://schemas.openxmlformats.org/drawingml/2006/wordprocessingDrawing" xmlns:w="http://schemas.openxmlformats.org/wordprocessingml/2006/main" xmlns:w14="http://schemas.microsoft.com/office/word/2010/wordml" xmlns:w10="urn:schemas-microsoft-com:office:word" xmlns:w15="http://schemas.microsoft.com/office/word/2012/wordml" xmlns:wpg="http://schemas.microsoft.com/office/word/2010/wordprocessingGroup" xmlns:wpi="http://schemas.microsoft.com/office/word/2010/wordprocessingInk" xmlns:wne="http://schemas.microsoft.com/office/word/2006/wordml" xmlns:wps="http://schemas.microsoft.com/office/word/2010/wordprocessingShape" xmlns:wpsCustomData="http://www.wps.cn/officeDocument/2013/wpsCustomData" mc:Ignorable="w14 w15 wp14">
   <w:body>
     <w:p>
-      <w:bookmarkStart w:id="0" w:name="_GoBack"/>
-      <w:bookmarkEnd w:id="0"/>
       <w:r>
         <mc:AlternateContent>
           <mc:Choice Requires="wps">
@@ -1524,6 +1522,8 @@
           </mc:Fallback>
         </mc:AlternateContent>
       </w:r>
+      <w:bookmarkStart w:id="0" w:name="_GoBack"/>
+      <w:bookmarkEnd w:id="0"/>
       <w:r>
         <mc:AlternateContent>
           <mc:Choice Requires="wps">
